--- a/template_pisf-RES.docx
+++ b/template_pisf-RES.docx
@@ -110,21 +110,7 @@
         <w:rPr>
           <w:rFonts w:ascii="Aptos Narrow" w:hAnsi="Aptos Narrow"/>
         </w:rPr>
-        <w:t xml:space="preserve"> </w:t>
-      </w:r>
-      <w:proofErr w:type="gramStart"/>
-      <w:r>
-        <w:rPr>
-          <w:rFonts w:ascii="Aptos Narrow" w:hAnsi="Aptos Narrow"/>
-        </w:rPr>
-        <w:t>{{ PROPRIETARIO</w:t>
-      </w:r>
-      <w:proofErr w:type="gramEnd"/>
-      <w:r>
-        <w:rPr>
-          <w:rFonts w:ascii="Aptos Narrow" w:hAnsi="Aptos Narrow"/>
-        </w:rPr>
-        <w:t xml:space="preserve"> }}</w:t>
+        <w:t xml:space="preserve"> {{ PROPRIETARIO }}</w:t>
       </w:r>
     </w:p>
     <w:p>
@@ -181,21 +167,7 @@
         <w:rPr>
           <w:rFonts w:ascii="Aptos Narrow" w:hAnsi="Aptos Narrow"/>
         </w:rPr>
-        <w:t xml:space="preserve"> </w:t>
-      </w:r>
-      <w:proofErr w:type="gramStart"/>
-      <w:r>
-        <w:rPr>
-          <w:rFonts w:ascii="Aptos Narrow" w:hAnsi="Aptos Narrow"/>
-        </w:rPr>
-        <w:t>{{ CONTRATO</w:t>
-      </w:r>
-      <w:proofErr w:type="gramEnd"/>
-      <w:r>
-        <w:rPr>
-          <w:rFonts w:ascii="Aptos Narrow" w:hAnsi="Aptos Narrow"/>
-        </w:rPr>
-        <w:t xml:space="preserve"> }}</w:t>
+        <w:t xml:space="preserve"> {{ CONTRATO }}</w:t>
       </w:r>
     </w:p>
     <w:p>
@@ -220,21 +192,7 @@
         <w:rPr>
           <w:rFonts w:ascii="Aptos Narrow" w:hAnsi="Aptos Narrow"/>
         </w:rPr>
-        <w:t xml:space="preserve"> </w:t>
-      </w:r>
-      <w:proofErr w:type="gramStart"/>
-      <w:r>
-        <w:rPr>
-          <w:rFonts w:ascii="Aptos Narrow" w:hAnsi="Aptos Narrow"/>
-        </w:rPr>
-        <w:t>{{ MUNICIPIO</w:t>
-      </w:r>
-      <w:proofErr w:type="gramEnd"/>
-      <w:r>
-        <w:rPr>
-          <w:rFonts w:ascii="Aptos Narrow" w:hAnsi="Aptos Narrow"/>
-        </w:rPr>
-        <w:t xml:space="preserve"> }}</w:t>
+        <w:t xml:space="preserve"> {{ MUNICIPIO }}</w:t>
       </w:r>
     </w:p>
     <w:p>
@@ -261,67 +219,17 @@
         </w:rPr>
         <w:t xml:space="preserve"> </w:t>
       </w:r>
-      <w:proofErr w:type="gramStart"/>
       <w:r>
         <w:rPr>
           <w:rFonts w:ascii="Aptos Narrow" w:hAnsi="Aptos Narrow"/>
         </w:rPr>
-        <w:t>{{ EIXO</w:t>
-      </w:r>
-      <w:proofErr w:type="gramEnd"/>
-      <w:r>
-        <w:rPr>
-          <w:rFonts w:ascii="Aptos Narrow" w:hAnsi="Aptos Narrow"/>
-        </w:rPr>
-        <w:t xml:space="preserve"> }} - </w:t>
+        <w:t xml:space="preserve">{{ EIXO }} - </w:t>
       </w:r>
       <w:r>
         <w:rPr>
           <w:rFonts w:ascii="Aptos Narrow" w:hAnsi="Aptos Narrow"/>
         </w:rPr>
-        <w:t xml:space="preserve">Estaca </w:t>
-      </w:r>
-      <w:proofErr w:type="gramStart"/>
-      <w:r>
-        <w:rPr>
-          <w:rFonts w:ascii="Aptos Narrow" w:hAnsi="Aptos Narrow"/>
-        </w:rPr>
-        <w:t>{{ ESTACA</w:t>
-      </w:r>
-      <w:proofErr w:type="gramEnd"/>
-      <w:r>
-        <w:rPr>
-          <w:rFonts w:ascii="Aptos Narrow" w:hAnsi="Aptos Narrow"/>
-        </w:rPr>
-        <w:t xml:space="preserve"> </w:t>
-      </w:r>
-      <w:proofErr w:type="gramStart"/>
-      <w:r>
-        <w:rPr>
-          <w:rFonts w:ascii="Aptos Narrow" w:hAnsi="Aptos Narrow"/>
-        </w:rPr>
-        <w:t>}}  —</w:t>
-      </w:r>
-      <w:proofErr w:type="gramEnd"/>
-      <w:r>
-        <w:rPr>
-          <w:rFonts w:ascii="Aptos Narrow" w:hAnsi="Aptos Narrow"/>
-        </w:rPr>
-        <w:t xml:space="preserve"> Lado: </w:t>
-      </w:r>
-      <w:proofErr w:type="gramStart"/>
-      <w:r>
-        <w:rPr>
-          <w:rFonts w:ascii="Aptos Narrow" w:hAnsi="Aptos Narrow"/>
-        </w:rPr>
-        <w:t>{{ LADO</w:t>
-      </w:r>
-      <w:proofErr w:type="gramEnd"/>
-      <w:r>
-        <w:rPr>
-          <w:rFonts w:ascii="Aptos Narrow" w:hAnsi="Aptos Narrow"/>
-        </w:rPr>
-        <w:t xml:space="preserve"> }}</w:t>
+        <w:t>Estaca {{ ESTACA }}  — Lado: {{ LADO }}</w:t>
       </w:r>
     </w:p>
     <w:p>
@@ -380,21 +288,7 @@
         <w:rPr>
           <w:rFonts w:ascii="Aptos Narrow" w:hAnsi="Aptos Narrow"/>
         </w:rPr>
-        <w:t xml:space="preserve">: </w:t>
-      </w:r>
-      <w:proofErr w:type="gramStart"/>
-      <w:r>
-        <w:rPr>
-          <w:rFonts w:ascii="Aptos Narrow" w:hAnsi="Aptos Narrow"/>
-        </w:rPr>
-        <w:t>{{ LAT</w:t>
-      </w:r>
-      <w:proofErr w:type="gramEnd"/>
-      <w:r>
-        <w:rPr>
-          <w:rFonts w:ascii="Aptos Narrow" w:hAnsi="Aptos Narrow"/>
-        </w:rPr>
-        <w:t xml:space="preserve"> }} / </w:t>
+        <w:t xml:space="preserve">: {{ LAT }} / </w:t>
       </w:r>
       <w:r>
         <w:rPr>
@@ -406,21 +300,7 @@
         <w:rPr>
           <w:rFonts w:ascii="Aptos Narrow" w:hAnsi="Aptos Narrow"/>
         </w:rPr>
-        <w:t xml:space="preserve">: </w:t>
-      </w:r>
-      <w:proofErr w:type="gramStart"/>
-      <w:r>
-        <w:rPr>
-          <w:rFonts w:ascii="Aptos Narrow" w:hAnsi="Aptos Narrow"/>
-        </w:rPr>
-        <w:t>{{ LONG</w:t>
-      </w:r>
-      <w:proofErr w:type="gramEnd"/>
-      <w:r>
-        <w:rPr>
-          <w:rFonts w:ascii="Aptos Narrow" w:hAnsi="Aptos Narrow"/>
-        </w:rPr>
-        <w:t xml:space="preserve"> }}</w:t>
+        <w:t>: {{ LONG }}</w:t>
       </w:r>
     </w:p>
     <w:p>
@@ -445,35 +325,7 @@
         <w:rPr>
           <w:rFonts w:ascii="Aptos Narrow" w:hAnsi="Aptos Narrow"/>
         </w:rPr>
-        <w:t xml:space="preserve"> </w:t>
-      </w:r>
-      <w:proofErr w:type="gramStart"/>
-      <w:r>
-        <w:rPr>
-          <w:rFonts w:ascii="Aptos Narrow" w:hAnsi="Aptos Narrow"/>
-        </w:rPr>
-        <w:t>{{ USO</w:t>
-      </w:r>
-      <w:proofErr w:type="gramEnd"/>
-      <w:r>
-        <w:rPr>
-          <w:rFonts w:ascii="Aptos Narrow" w:hAnsi="Aptos Narrow"/>
-        </w:rPr>
-        <w:t>_DA_</w:t>
-      </w:r>
-      <w:proofErr w:type="gramStart"/>
-      <w:r>
-        <w:rPr>
-          <w:rFonts w:ascii="Aptos Narrow" w:hAnsi="Aptos Narrow"/>
-        </w:rPr>
-        <w:t>AGUA }</w:t>
-      </w:r>
-      <w:proofErr w:type="gramEnd"/>
-      <w:r>
-        <w:rPr>
-          <w:rFonts w:ascii="Aptos Narrow" w:hAnsi="Aptos Narrow"/>
-        </w:rPr>
-        <w:t xml:space="preserve">} | </w:t>
+        <w:t xml:space="preserve"> {{ USO_DA_AGUA }} | </w:t>
       </w:r>
       <w:r>
         <w:rPr>
@@ -489,7 +341,6 @@
         </w:rPr>
         <w:t xml:space="preserve"> </w:t>
       </w:r>
-      <w:proofErr w:type="gramStart"/>
       <w:r>
         <w:rPr>
           <w:rFonts w:ascii="Aptos Narrow" w:hAnsi="Aptos Narrow"/>
@@ -497,17 +348,7 @@
           <w:bCs/>
           <w:color w:val="EE0000"/>
         </w:rPr>
-        <w:t>{{ SISTEMA</w:t>
-      </w:r>
-      <w:proofErr w:type="gramEnd"/>
-      <w:r>
-        <w:rPr>
-          <w:rFonts w:ascii="Aptos Narrow" w:hAnsi="Aptos Narrow"/>
-          <w:b/>
-          <w:bCs/>
-          <w:color w:val="EE0000"/>
-        </w:rPr>
-        <w:t xml:space="preserve"> }}</w:t>
+        <w:t>{{ SISTEMA }}</w:t>
       </w:r>
     </w:p>
     <w:p>
@@ -532,35 +373,7 @@
         <w:rPr>
           <w:rFonts w:ascii="Aptos Narrow" w:hAnsi="Aptos Narrow"/>
         </w:rPr>
-        <w:t xml:space="preserve"> </w:t>
-      </w:r>
-      <w:proofErr w:type="gramStart"/>
-      <w:r>
-        <w:rPr>
-          <w:rFonts w:ascii="Aptos Narrow" w:hAnsi="Aptos Narrow"/>
-        </w:rPr>
-        <w:t>{{ ESTRUTURA</w:t>
-      </w:r>
-      <w:proofErr w:type="gramEnd"/>
-      <w:r>
-        <w:rPr>
-          <w:rFonts w:ascii="Aptos Narrow" w:hAnsi="Aptos Narrow"/>
-        </w:rPr>
-        <w:t>_</w:t>
-      </w:r>
-      <w:proofErr w:type="gramStart"/>
-      <w:r>
-        <w:rPr>
-          <w:rFonts w:ascii="Aptos Narrow" w:hAnsi="Aptos Narrow"/>
-        </w:rPr>
-        <w:t>WBS }</w:t>
-      </w:r>
-      <w:proofErr w:type="gramEnd"/>
-      <w:r>
-        <w:rPr>
-          <w:rFonts w:ascii="Aptos Narrow" w:hAnsi="Aptos Narrow"/>
-        </w:rPr>
-        <w:t>}.</w:t>
+        <w:t xml:space="preserve"> {{ ESTRUTURA_WBS }}.</w:t>
       </w:r>
     </w:p>
     <w:p>
@@ -643,7 +456,7 @@
     </w:p>
     <w:tbl>
       <w:tblPr>
-        <w:tblW w:w="10718" w:type="dxa"/>
+        <w:tblW w:w="10627" w:type="dxa"/>
         <w:tblCellMar>
           <w:left w:w="70" w:type="dxa"/>
           <w:right w:w="70" w:type="dxa"/>
@@ -652,10 +465,10 @@
       </w:tblPr>
       <w:tblGrid>
         <w:gridCol w:w="570"/>
-        <w:gridCol w:w="4523"/>
+        <w:gridCol w:w="4954"/>
+        <w:gridCol w:w="746"/>
         <w:gridCol w:w="893"/>
-        <w:gridCol w:w="893"/>
-        <w:gridCol w:w="3839"/>
+        <w:gridCol w:w="3464"/>
       </w:tblGrid>
       <w:tr>
         <w:trPr>
@@ -707,7 +520,7 @@
         </w:tc>
         <w:tc>
           <w:tcPr>
-            <w:tcW w:w="4523" w:type="dxa"/>
+            <w:tcW w:w="4954" w:type="dxa"/>
             <w:tcBorders>
               <w:top w:val="single" w:sz="4" w:space="0" w:color="auto"/>
               <w:left w:val="nil"/>
@@ -751,7 +564,7 @@
         </w:tc>
         <w:tc>
           <w:tcPr>
-            <w:tcW w:w="893" w:type="dxa"/>
+            <w:tcW w:w="746" w:type="dxa"/>
             <w:tcBorders>
               <w:top w:val="single" w:sz="4" w:space="0" w:color="auto"/>
               <w:left w:val="nil"/>
@@ -841,7 +654,7 @@
         </w:tc>
         <w:tc>
           <w:tcPr>
-            <w:tcW w:w="3839" w:type="dxa"/>
+            <w:tcW w:w="3464" w:type="dxa"/>
             <w:tcBorders>
               <w:top w:val="single" w:sz="4" w:space="0" w:color="auto"/>
               <w:left w:val="nil"/>
@@ -929,7 +742,7 @@
         </w:tc>
         <w:tc>
           <w:tcPr>
-            <w:tcW w:w="4523" w:type="dxa"/>
+            <w:tcW w:w="4954" w:type="dxa"/>
             <w:tcBorders>
               <w:top w:val="single" w:sz="4" w:space="0" w:color="auto"/>
               <w:left w:val="nil"/>
@@ -962,6 +775,45 @@
                 <w14:ligatures w14:val="none"/>
               </w:rPr>
               <w:t>TUBO PVC SOLD Ø 40MM</w:t>
+            </w:r>
+          </w:p>
+        </w:tc>
+        <w:tc>
+          <w:tcPr>
+            <w:tcW w:w="746" w:type="dxa"/>
+            <w:tcBorders>
+              <w:top w:val="nil"/>
+              <w:left w:val="nil"/>
+              <w:bottom w:val="single" w:sz="4" w:space="0" w:color="auto"/>
+              <w:right w:val="single" w:sz="4" w:space="0" w:color="auto"/>
+            </w:tcBorders>
+            <w:noWrap/>
+            <w:vAlign w:val="center"/>
+            <w:hideMark/>
+          </w:tcPr>
+          <w:p>
+            <w:pPr>
+              <w:spacing w:after="0" w:line="240" w:lineRule="auto"/>
+              <w:jc w:val="center"/>
+              <w:rPr>
+                <w:rFonts w:ascii="Calibri" w:eastAsia="Times New Roman" w:hAnsi="Calibri" w:cs="Calibri"/>
+                <w:kern w:val="0"/>
+                <w:sz w:val="18"/>
+                <w:szCs w:val="18"/>
+                <w:lang w:eastAsia="pt-BR"/>
+                <w14:ligatures w14:val="none"/>
+              </w:rPr>
+            </w:pPr>
+            <w:r>
+              <w:rPr>
+                <w:rFonts w:ascii="Calibri" w:eastAsia="Times New Roman" w:hAnsi="Calibri" w:cs="Calibri"/>
+                <w:kern w:val="0"/>
+                <w:sz w:val="18"/>
+                <w:szCs w:val="18"/>
+                <w:lang w:eastAsia="pt-BR"/>
+                <w14:ligatures w14:val="none"/>
+              </w:rPr>
+              <w:t>30</w:t>
             </w:r>
           </w:p>
         </w:tc>
@@ -1000,52 +852,13 @@
                 <w:lang w:eastAsia="pt-BR"/>
                 <w14:ligatures w14:val="none"/>
               </w:rPr>
-              <w:t>VAR</w:t>
-            </w:r>
-          </w:p>
-        </w:tc>
-        <w:tc>
-          <w:tcPr>
-            <w:tcW w:w="893" w:type="dxa"/>
-            <w:tcBorders>
-              <w:top w:val="nil"/>
-              <w:left w:val="nil"/>
-              <w:bottom w:val="single" w:sz="4" w:space="0" w:color="auto"/>
-              <w:right w:val="single" w:sz="4" w:space="0" w:color="auto"/>
-            </w:tcBorders>
-            <w:noWrap/>
-            <w:vAlign w:val="center"/>
-            <w:hideMark/>
-          </w:tcPr>
-          <w:p>
-            <w:pPr>
-              <w:spacing w:after="0" w:line="240" w:lineRule="auto"/>
-              <w:jc w:val="center"/>
-              <w:rPr>
-                <w:rFonts w:ascii="Calibri" w:eastAsia="Times New Roman" w:hAnsi="Calibri" w:cs="Calibri"/>
-                <w:kern w:val="0"/>
-                <w:sz w:val="18"/>
-                <w:szCs w:val="18"/>
-                <w:lang w:eastAsia="pt-BR"/>
-                <w14:ligatures w14:val="none"/>
-              </w:rPr>
-            </w:pPr>
-            <w:r>
-              <w:rPr>
-                <w:rFonts w:ascii="Calibri" w:eastAsia="Times New Roman" w:hAnsi="Calibri" w:cs="Calibri"/>
-                <w:kern w:val="0"/>
-                <w:sz w:val="18"/>
-                <w:szCs w:val="18"/>
-                <w:lang w:eastAsia="pt-BR"/>
-                <w14:ligatures w14:val="none"/>
-              </w:rPr>
               <w:t>M</w:t>
             </w:r>
           </w:p>
         </w:tc>
         <w:tc>
           <w:tcPr>
-            <w:tcW w:w="3839" w:type="dxa"/>
+            <w:tcW w:w="3464" w:type="dxa"/>
             <w:tcBorders>
               <w:top w:val="single" w:sz="4" w:space="0" w:color="auto"/>
               <w:left w:val="nil"/>
@@ -1126,7 +939,7 @@
         </w:tc>
         <w:tc>
           <w:tcPr>
-            <w:tcW w:w="4523" w:type="dxa"/>
+            <w:tcW w:w="4954" w:type="dxa"/>
             <w:tcBorders>
               <w:top w:val="single" w:sz="4" w:space="0" w:color="auto"/>
               <w:left w:val="nil"/>
@@ -1158,7 +971,46 @@
                 <w:lang w:eastAsia="pt-BR"/>
                 <w14:ligatures w14:val="none"/>
               </w:rPr>
-              <w:t>MANGUEIRA MANGOTE Ø 25MM</w:t>
+              <w:t>REDUÇÃO PVC SOLD Ø40MM x Ø25MM</w:t>
+            </w:r>
+          </w:p>
+        </w:tc>
+        <w:tc>
+          <w:tcPr>
+            <w:tcW w:w="746" w:type="dxa"/>
+            <w:tcBorders>
+              <w:top w:val="nil"/>
+              <w:left w:val="nil"/>
+              <w:bottom w:val="single" w:sz="4" w:space="0" w:color="auto"/>
+              <w:right w:val="single" w:sz="4" w:space="0" w:color="auto"/>
+            </w:tcBorders>
+            <w:noWrap/>
+            <w:vAlign w:val="center"/>
+            <w:hideMark/>
+          </w:tcPr>
+          <w:p>
+            <w:pPr>
+              <w:spacing w:after="0" w:line="240" w:lineRule="auto"/>
+              <w:jc w:val="center"/>
+              <w:rPr>
+                <w:rFonts w:ascii="Calibri" w:eastAsia="Times New Roman" w:hAnsi="Calibri" w:cs="Calibri"/>
+                <w:kern w:val="0"/>
+                <w:sz w:val="18"/>
+                <w:szCs w:val="18"/>
+                <w:lang w:eastAsia="pt-BR"/>
+                <w14:ligatures w14:val="none"/>
+              </w:rPr>
+            </w:pPr>
+            <w:r>
+              <w:rPr>
+                <w:rFonts w:ascii="Calibri" w:eastAsia="Times New Roman" w:hAnsi="Calibri" w:cs="Calibri"/>
+                <w:kern w:val="0"/>
+                <w:sz w:val="18"/>
+                <w:szCs w:val="18"/>
+                <w:lang w:eastAsia="pt-BR"/>
+                <w14:ligatures w14:val="none"/>
+              </w:rPr>
+              <w:t>1</w:t>
             </w:r>
           </w:p>
         </w:tc>
@@ -1197,52 +1049,13 @@
                 <w:lang w:eastAsia="pt-BR"/>
                 <w14:ligatures w14:val="none"/>
               </w:rPr>
-              <w:t>VAR</w:t>
+              <w:t>UNID</w:t>
             </w:r>
           </w:p>
         </w:tc>
         <w:tc>
           <w:tcPr>
-            <w:tcW w:w="893" w:type="dxa"/>
-            <w:tcBorders>
-              <w:top w:val="nil"/>
-              <w:left w:val="nil"/>
-              <w:bottom w:val="single" w:sz="4" w:space="0" w:color="auto"/>
-              <w:right w:val="single" w:sz="4" w:space="0" w:color="auto"/>
-            </w:tcBorders>
-            <w:noWrap/>
-            <w:vAlign w:val="center"/>
-            <w:hideMark/>
-          </w:tcPr>
-          <w:p>
-            <w:pPr>
-              <w:spacing w:after="0" w:line="240" w:lineRule="auto"/>
-              <w:jc w:val="center"/>
-              <w:rPr>
-                <w:rFonts w:ascii="Calibri" w:eastAsia="Times New Roman" w:hAnsi="Calibri" w:cs="Calibri"/>
-                <w:kern w:val="0"/>
-                <w:sz w:val="18"/>
-                <w:szCs w:val="18"/>
-                <w:lang w:eastAsia="pt-BR"/>
-                <w14:ligatures w14:val="none"/>
-              </w:rPr>
-            </w:pPr>
-            <w:r>
-              <w:rPr>
-                <w:rFonts w:ascii="Calibri" w:eastAsia="Times New Roman" w:hAnsi="Calibri" w:cs="Calibri"/>
-                <w:kern w:val="0"/>
-                <w:sz w:val="18"/>
-                <w:szCs w:val="18"/>
-                <w:lang w:eastAsia="pt-BR"/>
-                <w14:ligatures w14:val="none"/>
-              </w:rPr>
-              <w:t>M</w:t>
-            </w:r>
-          </w:p>
-        </w:tc>
-        <w:tc>
-          <w:tcPr>
-            <w:tcW w:w="3839" w:type="dxa"/>
+            <w:tcW w:w="3464" w:type="dxa"/>
             <w:tcBorders>
               <w:top w:val="single" w:sz="4" w:space="0" w:color="auto"/>
               <w:left w:val="nil"/>
@@ -1323,7 +1136,7 @@
         </w:tc>
         <w:tc>
           <w:tcPr>
-            <w:tcW w:w="4523" w:type="dxa"/>
+            <w:tcW w:w="4954" w:type="dxa"/>
             <w:tcBorders>
               <w:top w:val="single" w:sz="4" w:space="0" w:color="auto"/>
               <w:left w:val="nil"/>
@@ -1355,13 +1168,13 @@
                 <w:lang w:eastAsia="pt-BR"/>
                 <w14:ligatures w14:val="none"/>
               </w:rPr>
-              <w:t>REDUÇÃO PVC SOLD Ø40MM x Ø25MM</w:t>
+              <w:t>HIDRÔMETRO MEDIDOR 3/4’’</w:t>
             </w:r>
           </w:p>
         </w:tc>
         <w:tc>
           <w:tcPr>
-            <w:tcW w:w="893" w:type="dxa"/>
+            <w:tcW w:w="746" w:type="dxa"/>
             <w:tcBorders>
               <w:top w:val="nil"/>
               <w:left w:val="nil"/>
@@ -1439,7 +1252,7 @@
         </w:tc>
         <w:tc>
           <w:tcPr>
-            <w:tcW w:w="3839" w:type="dxa"/>
+            <w:tcW w:w="3464" w:type="dxa"/>
             <w:tcBorders>
               <w:top w:val="single" w:sz="4" w:space="0" w:color="auto"/>
               <w:left w:val="nil"/>
@@ -1520,7 +1333,7 @@
         </w:tc>
         <w:tc>
           <w:tcPr>
-            <w:tcW w:w="4523" w:type="dxa"/>
+            <w:tcW w:w="4954" w:type="dxa"/>
             <w:tcBorders>
               <w:top w:val="single" w:sz="4" w:space="0" w:color="auto"/>
               <w:left w:val="nil"/>
@@ -1552,7 +1365,46 @@
                 <w:lang w:eastAsia="pt-BR"/>
                 <w14:ligatures w14:val="none"/>
               </w:rPr>
-              <w:t>HIDRÔMETRO MEDIDOR 3/4’’</w:t>
+              <w:t>REGISTRO DE ESFERA - PVC SOLD - 3/4’’</w:t>
+            </w:r>
+          </w:p>
+        </w:tc>
+        <w:tc>
+          <w:tcPr>
+            <w:tcW w:w="746" w:type="dxa"/>
+            <w:tcBorders>
+              <w:top w:val="nil"/>
+              <w:left w:val="nil"/>
+              <w:bottom w:val="single" w:sz="4" w:space="0" w:color="auto"/>
+              <w:right w:val="single" w:sz="4" w:space="0" w:color="auto"/>
+            </w:tcBorders>
+            <w:noWrap/>
+            <w:vAlign w:val="center"/>
+            <w:hideMark/>
+          </w:tcPr>
+          <w:p>
+            <w:pPr>
+              <w:spacing w:after="0" w:line="240" w:lineRule="auto"/>
+              <w:jc w:val="center"/>
+              <w:rPr>
+                <w:rFonts w:ascii="Calibri" w:eastAsia="Times New Roman" w:hAnsi="Calibri" w:cs="Calibri"/>
+                <w:kern w:val="0"/>
+                <w:sz w:val="18"/>
+                <w:szCs w:val="18"/>
+                <w:lang w:eastAsia="pt-BR"/>
+                <w14:ligatures w14:val="none"/>
+              </w:rPr>
+            </w:pPr>
+            <w:r>
+              <w:rPr>
+                <w:rFonts w:ascii="Calibri" w:eastAsia="Times New Roman" w:hAnsi="Calibri" w:cs="Calibri"/>
+                <w:kern w:val="0"/>
+                <w:sz w:val="18"/>
+                <w:szCs w:val="18"/>
+                <w:lang w:eastAsia="pt-BR"/>
+                <w14:ligatures w14:val="none"/>
+              </w:rPr>
+              <w:t>2</w:t>
             </w:r>
           </w:p>
         </w:tc>
@@ -1591,52 +1443,13 @@
                 <w:lang w:eastAsia="pt-BR"/>
                 <w14:ligatures w14:val="none"/>
               </w:rPr>
-              <w:t>1</w:t>
-            </w:r>
-          </w:p>
-        </w:tc>
-        <w:tc>
-          <w:tcPr>
-            <w:tcW w:w="893" w:type="dxa"/>
-            <w:tcBorders>
-              <w:top w:val="nil"/>
-              <w:left w:val="nil"/>
-              <w:bottom w:val="single" w:sz="4" w:space="0" w:color="auto"/>
-              <w:right w:val="single" w:sz="4" w:space="0" w:color="auto"/>
-            </w:tcBorders>
-            <w:noWrap/>
-            <w:vAlign w:val="center"/>
-            <w:hideMark/>
-          </w:tcPr>
-          <w:p>
-            <w:pPr>
-              <w:spacing w:after="0" w:line="240" w:lineRule="auto"/>
-              <w:jc w:val="center"/>
-              <w:rPr>
-                <w:rFonts w:ascii="Calibri" w:eastAsia="Times New Roman" w:hAnsi="Calibri" w:cs="Calibri"/>
-                <w:kern w:val="0"/>
-                <w:sz w:val="18"/>
-                <w:szCs w:val="18"/>
-                <w:lang w:eastAsia="pt-BR"/>
-                <w14:ligatures w14:val="none"/>
-              </w:rPr>
-            </w:pPr>
-            <w:r>
-              <w:rPr>
-                <w:rFonts w:ascii="Calibri" w:eastAsia="Times New Roman" w:hAnsi="Calibri" w:cs="Calibri"/>
-                <w:kern w:val="0"/>
-                <w:sz w:val="18"/>
-                <w:szCs w:val="18"/>
-                <w:lang w:eastAsia="pt-BR"/>
-                <w14:ligatures w14:val="none"/>
-              </w:rPr>
               <w:t>UNID</w:t>
             </w:r>
           </w:p>
         </w:tc>
         <w:tc>
           <w:tcPr>
-            <w:tcW w:w="3839" w:type="dxa"/>
+            <w:tcW w:w="3464" w:type="dxa"/>
             <w:tcBorders>
               <w:top w:val="single" w:sz="4" w:space="0" w:color="auto"/>
               <w:left w:val="nil"/>
@@ -1717,7 +1530,7 @@
         </w:tc>
         <w:tc>
           <w:tcPr>
-            <w:tcW w:w="4523" w:type="dxa"/>
+            <w:tcW w:w="4954" w:type="dxa"/>
             <w:tcBorders>
               <w:top w:val="single" w:sz="4" w:space="0" w:color="auto"/>
               <w:left w:val="nil"/>
@@ -1749,7 +1562,46 @@
                 <w:lang w:eastAsia="pt-BR"/>
                 <w14:ligatures w14:val="none"/>
               </w:rPr>
-              <w:t>REGISTRO DE ESFERA - PVC SOLD - 3/4’’</w:t>
+              <w:t>ADAPTADOR P/ ROSCA FÊMEA SOLDÁVEL 3/4"</w:t>
+            </w:r>
+          </w:p>
+        </w:tc>
+        <w:tc>
+          <w:tcPr>
+            <w:tcW w:w="746" w:type="dxa"/>
+            <w:tcBorders>
+              <w:top w:val="nil"/>
+              <w:left w:val="nil"/>
+              <w:bottom w:val="single" w:sz="4" w:space="0" w:color="auto"/>
+              <w:right w:val="single" w:sz="4" w:space="0" w:color="auto"/>
+            </w:tcBorders>
+            <w:noWrap/>
+            <w:vAlign w:val="center"/>
+            <w:hideMark/>
+          </w:tcPr>
+          <w:p>
+            <w:pPr>
+              <w:spacing w:after="0" w:line="240" w:lineRule="auto"/>
+              <w:jc w:val="center"/>
+              <w:rPr>
+                <w:rFonts w:ascii="Calibri" w:eastAsia="Times New Roman" w:hAnsi="Calibri" w:cs="Calibri"/>
+                <w:kern w:val="0"/>
+                <w:sz w:val="18"/>
+                <w:szCs w:val="18"/>
+                <w:lang w:eastAsia="pt-BR"/>
+                <w14:ligatures w14:val="none"/>
+              </w:rPr>
+            </w:pPr>
+            <w:r>
+              <w:rPr>
+                <w:rFonts w:ascii="Calibri" w:eastAsia="Times New Roman" w:hAnsi="Calibri" w:cs="Calibri"/>
+                <w:kern w:val="0"/>
+                <w:sz w:val="18"/>
+                <w:szCs w:val="18"/>
+                <w:lang w:eastAsia="pt-BR"/>
+                <w14:ligatures w14:val="none"/>
+              </w:rPr>
+              <w:t>1</w:t>
             </w:r>
           </w:p>
         </w:tc>
@@ -1788,7 +1640,165 @@
                 <w:lang w:eastAsia="pt-BR"/>
                 <w14:ligatures w14:val="none"/>
               </w:rPr>
-              <w:t>2</w:t>
+              <w:t>UNID</w:t>
+            </w:r>
+          </w:p>
+        </w:tc>
+        <w:tc>
+          <w:tcPr>
+            <w:tcW w:w="3464" w:type="dxa"/>
+            <w:tcBorders>
+              <w:top w:val="single" w:sz="4" w:space="0" w:color="auto"/>
+              <w:left w:val="nil"/>
+              <w:bottom w:val="single" w:sz="4" w:space="0" w:color="auto"/>
+              <w:right w:val="single" w:sz="4" w:space="0" w:color="auto"/>
+            </w:tcBorders>
+            <w:noWrap/>
+            <w:vAlign w:val="center"/>
+            <w:hideMark/>
+          </w:tcPr>
+          <w:p>
+            <w:pPr>
+              <w:spacing w:after="0" w:line="240" w:lineRule="auto"/>
+              <w:rPr>
+                <w:rFonts w:ascii="Calibri" w:eastAsia="Times New Roman" w:hAnsi="Calibri" w:cs="Calibri"/>
+                <w:kern w:val="0"/>
+                <w:sz w:val="18"/>
+                <w:szCs w:val="18"/>
+                <w:lang w:eastAsia="pt-BR"/>
+                <w14:ligatures w14:val="none"/>
+              </w:rPr>
+            </w:pPr>
+            <w:r>
+              <w:rPr>
+                <w:rFonts w:ascii="Calibri" w:eastAsia="Times New Roman" w:hAnsi="Calibri" w:cs="Calibri"/>
+                <w:kern w:val="0"/>
+                <w:sz w:val="18"/>
+                <w:szCs w:val="18"/>
+                <w:lang w:eastAsia="pt-BR"/>
+                <w14:ligatures w14:val="none"/>
+              </w:rPr>
+              <w:t>Ligação (hidrômetro x mangueira)</w:t>
+            </w:r>
+          </w:p>
+        </w:tc>
+      </w:tr>
+      <w:tr>
+        <w:trPr>
+          <w:trHeight w:val="358"/>
+        </w:trPr>
+        <w:tc>
+          <w:tcPr>
+            <w:tcW w:w="570" w:type="dxa"/>
+            <w:tcBorders>
+              <w:top w:val="nil"/>
+              <w:left w:val="single" w:sz="4" w:space="0" w:color="auto"/>
+              <w:bottom w:val="single" w:sz="4" w:space="0" w:color="auto"/>
+              <w:right w:val="single" w:sz="4" w:space="0" w:color="auto"/>
+            </w:tcBorders>
+            <w:vAlign w:val="center"/>
+            <w:hideMark/>
+          </w:tcPr>
+          <w:p>
+            <w:pPr>
+              <w:spacing w:after="0" w:line="240" w:lineRule="auto"/>
+              <w:jc w:val="center"/>
+              <w:rPr>
+                <w:rFonts w:ascii="Calibri" w:eastAsia="Times New Roman" w:hAnsi="Calibri" w:cs="Calibri"/>
+                <w:kern w:val="0"/>
+                <w:sz w:val="18"/>
+                <w:szCs w:val="18"/>
+                <w:lang w:eastAsia="pt-BR"/>
+                <w14:ligatures w14:val="none"/>
+              </w:rPr>
+            </w:pPr>
+            <w:r>
+              <w:rPr>
+                <w:rFonts w:ascii="Calibri" w:eastAsia="Times New Roman" w:hAnsi="Calibri" w:cs="Calibri"/>
+                <w:kern w:val="0"/>
+                <w:sz w:val="18"/>
+                <w:szCs w:val="18"/>
+                <w:lang w:eastAsia="pt-BR"/>
+                <w14:ligatures w14:val="none"/>
+              </w:rPr>
+              <w:t>6</w:t>
+            </w:r>
+          </w:p>
+        </w:tc>
+        <w:tc>
+          <w:tcPr>
+            <w:tcW w:w="4954" w:type="dxa"/>
+            <w:tcBorders>
+              <w:top w:val="single" w:sz="4" w:space="0" w:color="auto"/>
+              <w:left w:val="nil"/>
+              <w:bottom w:val="single" w:sz="4" w:space="0" w:color="auto"/>
+              <w:right w:val="single" w:sz="4" w:space="0" w:color="auto"/>
+            </w:tcBorders>
+            <w:noWrap/>
+            <w:vAlign w:val="center"/>
+            <w:hideMark/>
+          </w:tcPr>
+          <w:p>
+            <w:pPr>
+              <w:spacing w:after="0" w:line="240" w:lineRule="auto"/>
+              <w:rPr>
+                <w:rFonts w:ascii="Calibri" w:eastAsia="Times New Roman" w:hAnsi="Calibri" w:cs="Calibri"/>
+                <w:kern w:val="0"/>
+                <w:sz w:val="18"/>
+                <w:szCs w:val="18"/>
+                <w:lang w:eastAsia="pt-BR"/>
+                <w14:ligatures w14:val="none"/>
+              </w:rPr>
+            </w:pPr>
+            <w:r>
+              <w:rPr>
+                <w:rFonts w:ascii="Calibri" w:eastAsia="Times New Roman" w:hAnsi="Calibri" w:cs="Calibri"/>
+                <w:kern w:val="0"/>
+                <w:sz w:val="18"/>
+                <w:szCs w:val="18"/>
+                <w:lang w:eastAsia="pt-BR"/>
+                <w14:ligatures w14:val="none"/>
+              </w:rPr>
+              <w:t>ADAPTADOR SOLDÁVEL CURTO 40MM X 1.1/2''</w:t>
+            </w:r>
+          </w:p>
+        </w:tc>
+        <w:tc>
+          <w:tcPr>
+            <w:tcW w:w="746" w:type="dxa"/>
+            <w:tcBorders>
+              <w:top w:val="nil"/>
+              <w:left w:val="nil"/>
+              <w:bottom w:val="single" w:sz="4" w:space="0" w:color="auto"/>
+              <w:right w:val="single" w:sz="4" w:space="0" w:color="auto"/>
+            </w:tcBorders>
+            <w:noWrap/>
+            <w:vAlign w:val="center"/>
+            <w:hideMark/>
+          </w:tcPr>
+          <w:p>
+            <w:pPr>
+              <w:spacing w:after="0" w:line="240" w:lineRule="auto"/>
+              <w:jc w:val="center"/>
+              <w:rPr>
+                <w:rFonts w:ascii="Calibri" w:eastAsia="Times New Roman" w:hAnsi="Calibri" w:cs="Calibri"/>
+                <w:kern w:val="0"/>
+                <w:sz w:val="18"/>
+                <w:szCs w:val="18"/>
+                <w:lang w:eastAsia="pt-BR"/>
+                <w14:ligatures w14:val="none"/>
+              </w:rPr>
+            </w:pPr>
+            <w:r>
+              <w:rPr>
+                <w:rFonts w:ascii="Calibri" w:eastAsia="Times New Roman" w:hAnsi="Calibri" w:cs="Calibri"/>
+                <w:kern w:val="0"/>
+                <w:sz w:val="18"/>
+                <w:szCs w:val="18"/>
+                <w:lang w:eastAsia="pt-BR"/>
+                <w14:ligatures w14:val="none"/>
+              </w:rPr>
+              <w:t>1</w:t>
             </w:r>
           </w:p>
         </w:tc>
@@ -1833,7 +1843,204 @@
         </w:tc>
         <w:tc>
           <w:tcPr>
-            <w:tcW w:w="3839" w:type="dxa"/>
+            <w:tcW w:w="3464" w:type="dxa"/>
+            <w:tcBorders>
+              <w:top w:val="single" w:sz="4" w:space="0" w:color="auto"/>
+              <w:left w:val="nil"/>
+              <w:bottom w:val="single" w:sz="4" w:space="0" w:color="auto"/>
+              <w:right w:val="single" w:sz="4" w:space="0" w:color="auto"/>
+            </w:tcBorders>
+            <w:noWrap/>
+            <w:vAlign w:val="center"/>
+            <w:hideMark/>
+          </w:tcPr>
+          <w:p>
+            <w:pPr>
+              <w:spacing w:after="0" w:line="240" w:lineRule="auto"/>
+              <w:rPr>
+                <w:rFonts w:ascii="Calibri" w:eastAsia="Times New Roman" w:hAnsi="Calibri" w:cs="Calibri"/>
+                <w:kern w:val="0"/>
+                <w:sz w:val="18"/>
+                <w:szCs w:val="18"/>
+                <w:lang w:eastAsia="pt-BR"/>
+                <w14:ligatures w14:val="none"/>
+              </w:rPr>
+            </w:pPr>
+            <w:r>
+              <w:rPr>
+                <w:rFonts w:ascii="Calibri" w:eastAsia="Times New Roman" w:hAnsi="Calibri" w:cs="Calibri"/>
+                <w:kern w:val="0"/>
+                <w:sz w:val="18"/>
+                <w:szCs w:val="18"/>
+                <w:lang w:eastAsia="pt-BR"/>
+                <w14:ligatures w14:val="none"/>
+              </w:rPr>
+              <w:t>Ligação (tubo x válvula crivo)</w:t>
+            </w:r>
+          </w:p>
+        </w:tc>
+      </w:tr>
+      <w:tr>
+        <w:trPr>
+          <w:trHeight w:val="358"/>
+        </w:trPr>
+        <w:tc>
+          <w:tcPr>
+            <w:tcW w:w="570" w:type="dxa"/>
+            <w:tcBorders>
+              <w:top w:val="nil"/>
+              <w:left w:val="single" w:sz="4" w:space="0" w:color="auto"/>
+              <w:bottom w:val="single" w:sz="4" w:space="0" w:color="auto"/>
+              <w:right w:val="single" w:sz="4" w:space="0" w:color="auto"/>
+            </w:tcBorders>
+            <w:vAlign w:val="center"/>
+            <w:hideMark/>
+          </w:tcPr>
+          <w:p>
+            <w:pPr>
+              <w:spacing w:after="0" w:line="240" w:lineRule="auto"/>
+              <w:jc w:val="center"/>
+              <w:rPr>
+                <w:rFonts w:ascii="Calibri" w:eastAsia="Times New Roman" w:hAnsi="Calibri" w:cs="Calibri"/>
+                <w:kern w:val="0"/>
+                <w:sz w:val="18"/>
+                <w:szCs w:val="18"/>
+                <w:lang w:eastAsia="pt-BR"/>
+                <w14:ligatures w14:val="none"/>
+              </w:rPr>
+            </w:pPr>
+            <w:r>
+              <w:rPr>
+                <w:rFonts w:ascii="Calibri" w:eastAsia="Times New Roman" w:hAnsi="Calibri" w:cs="Calibri"/>
+                <w:kern w:val="0"/>
+                <w:sz w:val="18"/>
+                <w:szCs w:val="18"/>
+                <w:lang w:eastAsia="pt-BR"/>
+                <w14:ligatures w14:val="none"/>
+              </w:rPr>
+              <w:t>7</w:t>
+            </w:r>
+          </w:p>
+        </w:tc>
+        <w:tc>
+          <w:tcPr>
+            <w:tcW w:w="4954" w:type="dxa"/>
+            <w:tcBorders>
+              <w:top w:val="single" w:sz="4" w:space="0" w:color="auto"/>
+              <w:left w:val="nil"/>
+              <w:bottom w:val="single" w:sz="4" w:space="0" w:color="auto"/>
+              <w:right w:val="single" w:sz="4" w:space="0" w:color="auto"/>
+            </w:tcBorders>
+            <w:noWrap/>
+            <w:vAlign w:val="center"/>
+            <w:hideMark/>
+          </w:tcPr>
+          <w:p>
+            <w:pPr>
+              <w:spacing w:after="0" w:line="240" w:lineRule="auto"/>
+              <w:rPr>
+                <w:rFonts w:ascii="Calibri" w:eastAsia="Times New Roman" w:hAnsi="Calibri" w:cs="Calibri"/>
+                <w:kern w:val="0"/>
+                <w:sz w:val="18"/>
+                <w:szCs w:val="18"/>
+                <w:lang w:eastAsia="pt-BR"/>
+                <w14:ligatures w14:val="none"/>
+              </w:rPr>
+            </w:pPr>
+            <w:r>
+              <w:rPr>
+                <w:rFonts w:ascii="Calibri" w:eastAsia="Times New Roman" w:hAnsi="Calibri" w:cs="Calibri"/>
+                <w:kern w:val="0"/>
+                <w:sz w:val="18"/>
+                <w:szCs w:val="18"/>
+                <w:lang w:eastAsia="pt-BR"/>
+                <w14:ligatures w14:val="none"/>
+              </w:rPr>
+              <w:t>VALVULA DE PE COM CRIVO - 40MM</w:t>
+            </w:r>
+          </w:p>
+        </w:tc>
+        <w:tc>
+          <w:tcPr>
+            <w:tcW w:w="746" w:type="dxa"/>
+            <w:tcBorders>
+              <w:top w:val="nil"/>
+              <w:left w:val="nil"/>
+              <w:bottom w:val="single" w:sz="4" w:space="0" w:color="auto"/>
+              <w:right w:val="single" w:sz="4" w:space="0" w:color="auto"/>
+            </w:tcBorders>
+            <w:noWrap/>
+            <w:vAlign w:val="center"/>
+            <w:hideMark/>
+          </w:tcPr>
+          <w:p>
+            <w:pPr>
+              <w:spacing w:after="0" w:line="240" w:lineRule="auto"/>
+              <w:jc w:val="center"/>
+              <w:rPr>
+                <w:rFonts w:ascii="Calibri" w:eastAsia="Times New Roman" w:hAnsi="Calibri" w:cs="Calibri"/>
+                <w:kern w:val="0"/>
+                <w:sz w:val="18"/>
+                <w:szCs w:val="18"/>
+                <w:lang w:eastAsia="pt-BR"/>
+                <w14:ligatures w14:val="none"/>
+              </w:rPr>
+            </w:pPr>
+            <w:r>
+              <w:rPr>
+                <w:rFonts w:ascii="Calibri" w:eastAsia="Times New Roman" w:hAnsi="Calibri" w:cs="Calibri"/>
+                <w:kern w:val="0"/>
+                <w:sz w:val="18"/>
+                <w:szCs w:val="18"/>
+                <w:lang w:eastAsia="pt-BR"/>
+                <w14:ligatures w14:val="none"/>
+              </w:rPr>
+              <w:t>1</w:t>
+            </w:r>
+          </w:p>
+        </w:tc>
+        <w:tc>
+          <w:tcPr>
+            <w:tcW w:w="893" w:type="dxa"/>
+            <w:tcBorders>
+              <w:top w:val="nil"/>
+              <w:left w:val="nil"/>
+              <w:bottom w:val="single" w:sz="4" w:space="0" w:color="auto"/>
+              <w:right w:val="single" w:sz="4" w:space="0" w:color="auto"/>
+            </w:tcBorders>
+            <w:noWrap/>
+            <w:vAlign w:val="center"/>
+            <w:hideMark/>
+          </w:tcPr>
+          <w:p>
+            <w:pPr>
+              <w:spacing w:after="0" w:line="240" w:lineRule="auto"/>
+              <w:jc w:val="center"/>
+              <w:rPr>
+                <w:rFonts w:ascii="Calibri" w:eastAsia="Times New Roman" w:hAnsi="Calibri" w:cs="Calibri"/>
+                <w:kern w:val="0"/>
+                <w:sz w:val="18"/>
+                <w:szCs w:val="18"/>
+                <w:lang w:eastAsia="pt-BR"/>
+                <w14:ligatures w14:val="none"/>
+              </w:rPr>
+            </w:pPr>
+            <w:r>
+              <w:rPr>
+                <w:rFonts w:ascii="Calibri" w:eastAsia="Times New Roman" w:hAnsi="Calibri" w:cs="Calibri"/>
+                <w:kern w:val="0"/>
+                <w:sz w:val="18"/>
+                <w:szCs w:val="18"/>
+                <w:lang w:eastAsia="pt-BR"/>
+                <w14:ligatures w14:val="none"/>
+              </w:rPr>
+              <w:t>UNID</w:t>
+            </w:r>
+          </w:p>
+        </w:tc>
+        <w:tc>
+          <w:tcPr>
+            <w:tcW w:w="3464" w:type="dxa"/>
             <w:tcBorders>
               <w:top w:val="single" w:sz="4" w:space="0" w:color="auto"/>
               <w:left w:val="nil"/>
@@ -1908,13 +2115,13 @@
                 <w:lang w:eastAsia="pt-BR"/>
                 <w14:ligatures w14:val="none"/>
               </w:rPr>
-              <w:t>6</w:t>
+              <w:t>8</w:t>
             </w:r>
           </w:p>
         </w:tc>
         <w:tc>
           <w:tcPr>
-            <w:tcW w:w="4523" w:type="dxa"/>
+            <w:tcW w:w="4954" w:type="dxa"/>
             <w:tcBorders>
               <w:top w:val="single" w:sz="4" w:space="0" w:color="auto"/>
               <w:left w:val="nil"/>
@@ -1930,6 +2137,7 @@
               <w:spacing w:after="0" w:line="240" w:lineRule="auto"/>
               <w:rPr>
                 <w:rFonts w:ascii="Calibri" w:eastAsia="Times New Roman" w:hAnsi="Calibri" w:cs="Calibri"/>
+                <w:color w:val="000000"/>
                 <w:kern w:val="0"/>
                 <w:sz w:val="18"/>
                 <w:szCs w:val="18"/>
@@ -1940,19 +2148,44 @@
             <w:r>
               <w:rPr>
                 <w:rFonts w:ascii="Calibri" w:eastAsia="Times New Roman" w:hAnsi="Calibri" w:cs="Calibri"/>
-                <w:kern w:val="0"/>
-                <w:sz w:val="18"/>
-                <w:szCs w:val="18"/>
-                <w:lang w:eastAsia="pt-BR"/>
-                <w14:ligatures w14:val="none"/>
-              </w:rPr>
-              <w:t>ADAPTADOR P/ ROSCA FÊMEA SOLDÁVEL 3/4"</w:t>
+                <w:color w:val="000000"/>
+                <w:kern w:val="0"/>
+                <w:sz w:val="18"/>
+                <w:szCs w:val="18"/>
+                <w:lang w:eastAsia="pt-BR"/>
+                <w14:ligatures w14:val="none"/>
+              </w:rPr>
+              <w:t xml:space="preserve">CAIXA EM CONCRETO PRÉ-MOLDADO </w:t>
+            </w:r>
+            <w:r>
+              <w:rPr>
+                <w:rFonts w:ascii="Calibri" w:eastAsia="Times New Roman" w:hAnsi="Calibri" w:cs="Calibri"/>
+                <w:color w:val="000000"/>
+                <w:kern w:val="0"/>
+                <w:sz w:val="18"/>
+                <w:szCs w:val="18"/>
+                <w:lang w:eastAsia="pt-BR"/>
+                <w14:ligatures w14:val="none"/>
+              </w:rPr>
+              <w:t>30</w:t>
+            </w:r>
+            <w:r>
+              <w:rPr>
+                <w:rFonts w:ascii="Calibri" w:eastAsia="Times New Roman" w:hAnsi="Calibri" w:cs="Calibri"/>
+                <w:color w:val="000000"/>
+                <w:kern w:val="0"/>
+                <w:sz w:val="18"/>
+                <w:szCs w:val="18"/>
+                <w:lang w:eastAsia="pt-BR"/>
+                <w14:ligatures w14:val="none"/>
+              </w:rPr>
+              <w:t>X80X35CM</w:t>
             </w:r>
           </w:p>
         </w:tc>
         <w:tc>
           <w:tcPr>
-            <w:tcW w:w="893" w:type="dxa"/>
+            <w:tcW w:w="746" w:type="dxa"/>
             <w:tcBorders>
               <w:top w:val="nil"/>
               <w:left w:val="nil"/>
@@ -2030,7 +2263,7 @@
         </w:tc>
         <w:tc>
           <w:tcPr>
-            <w:tcW w:w="3839" w:type="dxa"/>
+            <w:tcW w:w="3464" w:type="dxa"/>
             <w:tcBorders>
               <w:top w:val="single" w:sz="4" w:space="0" w:color="auto"/>
               <w:left w:val="nil"/>
@@ -2053,17 +2286,6 @@
                 <w14:ligatures w14:val="none"/>
               </w:rPr>
             </w:pPr>
-            <w:r>
-              <w:rPr>
-                <w:rFonts w:ascii="Calibri" w:eastAsia="Times New Roman" w:hAnsi="Calibri" w:cs="Calibri"/>
-                <w:kern w:val="0"/>
-                <w:sz w:val="18"/>
-                <w:szCs w:val="18"/>
-                <w:lang w:eastAsia="pt-BR"/>
-                <w14:ligatures w14:val="none"/>
-              </w:rPr>
-              <w:t>Ligação (hidrômetro x mangueira)</w:t>
-            </w:r>
           </w:p>
         </w:tc>
       </w:tr>
@@ -2105,18 +2327,18 @@
                 <w:lang w:eastAsia="pt-BR"/>
                 <w14:ligatures w14:val="none"/>
               </w:rPr>
-              <w:t>7</w:t>
+              <w:t>9</w:t>
             </w:r>
           </w:p>
         </w:tc>
         <w:tc>
           <w:tcPr>
-            <w:tcW w:w="4523" w:type="dxa"/>
+            <w:tcW w:w="4954" w:type="dxa"/>
             <w:tcBorders>
               <w:top w:val="single" w:sz="4" w:space="0" w:color="auto"/>
               <w:left w:val="nil"/>
               <w:bottom w:val="single" w:sz="4" w:space="0" w:color="auto"/>
-              <w:right w:val="single" w:sz="4" w:space="0" w:color="auto"/>
+              <w:right w:val="single" w:sz="4" w:space="0" w:color="000000"/>
             </w:tcBorders>
             <w:noWrap/>
             <w:vAlign w:val="center"/>
@@ -2127,6 +2349,7 @@
               <w:spacing w:after="0" w:line="240" w:lineRule="auto"/>
               <w:rPr>
                 <w:rFonts w:ascii="Calibri" w:eastAsia="Times New Roman" w:hAnsi="Calibri" w:cs="Calibri"/>
+                <w:color w:val="000000"/>
                 <w:kern w:val="0"/>
                 <w:sz w:val="18"/>
                 <w:szCs w:val="18"/>
@@ -2137,19 +2360,20 @@
             <w:r>
               <w:rPr>
                 <w:rFonts w:ascii="Calibri" w:eastAsia="Times New Roman" w:hAnsi="Calibri" w:cs="Calibri"/>
-                <w:kern w:val="0"/>
-                <w:sz w:val="18"/>
-                <w:szCs w:val="18"/>
-                <w:lang w:eastAsia="pt-BR"/>
-                <w14:ligatures w14:val="none"/>
-              </w:rPr>
-              <w:t>ADAPTADOR SOLDÁVEL CURTO 40MM X 1.1/2''</w:t>
+                <w:color w:val="000000"/>
+                <w:kern w:val="0"/>
+                <w:sz w:val="18"/>
+                <w:szCs w:val="18"/>
+                <w:lang w:eastAsia="pt-BR"/>
+                <w14:ligatures w14:val="none"/>
+              </w:rPr>
+              <w:t>ADESIVO PLÁSTICO PARA TUOS DE PVC</w:t>
             </w:r>
           </w:p>
         </w:tc>
         <w:tc>
           <w:tcPr>
-            <w:tcW w:w="893" w:type="dxa"/>
+            <w:tcW w:w="746" w:type="dxa"/>
             <w:tcBorders>
               <w:top w:val="nil"/>
               <w:left w:val="nil"/>
@@ -2227,204 +2451,7 @@
         </w:tc>
         <w:tc>
           <w:tcPr>
-            <w:tcW w:w="3839" w:type="dxa"/>
-            <w:tcBorders>
-              <w:top w:val="single" w:sz="4" w:space="0" w:color="auto"/>
-              <w:left w:val="nil"/>
-              <w:bottom w:val="single" w:sz="4" w:space="0" w:color="auto"/>
-              <w:right w:val="single" w:sz="4" w:space="0" w:color="auto"/>
-            </w:tcBorders>
-            <w:noWrap/>
-            <w:vAlign w:val="center"/>
-            <w:hideMark/>
-          </w:tcPr>
-          <w:p>
-            <w:pPr>
-              <w:spacing w:after="0" w:line="240" w:lineRule="auto"/>
-              <w:rPr>
-                <w:rFonts w:ascii="Calibri" w:eastAsia="Times New Roman" w:hAnsi="Calibri" w:cs="Calibri"/>
-                <w:kern w:val="0"/>
-                <w:sz w:val="18"/>
-                <w:szCs w:val="18"/>
-                <w:lang w:eastAsia="pt-BR"/>
-                <w14:ligatures w14:val="none"/>
-              </w:rPr>
-            </w:pPr>
-            <w:r>
-              <w:rPr>
-                <w:rFonts w:ascii="Calibri" w:eastAsia="Times New Roman" w:hAnsi="Calibri" w:cs="Calibri"/>
-                <w:kern w:val="0"/>
-                <w:sz w:val="18"/>
-                <w:szCs w:val="18"/>
-                <w:lang w:eastAsia="pt-BR"/>
-                <w14:ligatures w14:val="none"/>
-              </w:rPr>
-              <w:t>Ligação (tubo x válvula crivo)</w:t>
-            </w:r>
-          </w:p>
-        </w:tc>
-      </w:tr>
-      <w:tr>
-        <w:trPr>
-          <w:trHeight w:val="358"/>
-        </w:trPr>
-        <w:tc>
-          <w:tcPr>
-            <w:tcW w:w="570" w:type="dxa"/>
-            <w:tcBorders>
-              <w:top w:val="nil"/>
-              <w:left w:val="single" w:sz="4" w:space="0" w:color="auto"/>
-              <w:bottom w:val="single" w:sz="4" w:space="0" w:color="auto"/>
-              <w:right w:val="single" w:sz="4" w:space="0" w:color="auto"/>
-            </w:tcBorders>
-            <w:vAlign w:val="center"/>
-            <w:hideMark/>
-          </w:tcPr>
-          <w:p>
-            <w:pPr>
-              <w:spacing w:after="0" w:line="240" w:lineRule="auto"/>
-              <w:jc w:val="center"/>
-              <w:rPr>
-                <w:rFonts w:ascii="Calibri" w:eastAsia="Times New Roman" w:hAnsi="Calibri" w:cs="Calibri"/>
-                <w:kern w:val="0"/>
-                <w:sz w:val="18"/>
-                <w:szCs w:val="18"/>
-                <w:lang w:eastAsia="pt-BR"/>
-                <w14:ligatures w14:val="none"/>
-              </w:rPr>
-            </w:pPr>
-            <w:r>
-              <w:rPr>
-                <w:rFonts w:ascii="Calibri" w:eastAsia="Times New Roman" w:hAnsi="Calibri" w:cs="Calibri"/>
-                <w:kern w:val="0"/>
-                <w:sz w:val="18"/>
-                <w:szCs w:val="18"/>
-                <w:lang w:eastAsia="pt-BR"/>
-                <w14:ligatures w14:val="none"/>
-              </w:rPr>
-              <w:t>8</w:t>
-            </w:r>
-          </w:p>
-        </w:tc>
-        <w:tc>
-          <w:tcPr>
-            <w:tcW w:w="4523" w:type="dxa"/>
-            <w:tcBorders>
-              <w:top w:val="single" w:sz="4" w:space="0" w:color="auto"/>
-              <w:left w:val="nil"/>
-              <w:bottom w:val="single" w:sz="4" w:space="0" w:color="auto"/>
-              <w:right w:val="single" w:sz="4" w:space="0" w:color="auto"/>
-            </w:tcBorders>
-            <w:noWrap/>
-            <w:vAlign w:val="center"/>
-            <w:hideMark/>
-          </w:tcPr>
-          <w:p>
-            <w:pPr>
-              <w:spacing w:after="0" w:line="240" w:lineRule="auto"/>
-              <w:rPr>
-                <w:rFonts w:ascii="Calibri" w:eastAsia="Times New Roman" w:hAnsi="Calibri" w:cs="Calibri"/>
-                <w:kern w:val="0"/>
-                <w:sz w:val="18"/>
-                <w:szCs w:val="18"/>
-                <w:lang w:eastAsia="pt-BR"/>
-                <w14:ligatures w14:val="none"/>
-              </w:rPr>
-            </w:pPr>
-            <w:r>
-              <w:rPr>
-                <w:rFonts w:ascii="Calibri" w:eastAsia="Times New Roman" w:hAnsi="Calibri" w:cs="Calibri"/>
-                <w:kern w:val="0"/>
-                <w:sz w:val="18"/>
-                <w:szCs w:val="18"/>
-                <w:lang w:eastAsia="pt-BR"/>
-                <w14:ligatures w14:val="none"/>
-              </w:rPr>
-              <w:t>VALVULA DE PE COM CRIVO - 40MM</w:t>
-            </w:r>
-          </w:p>
-        </w:tc>
-        <w:tc>
-          <w:tcPr>
-            <w:tcW w:w="893" w:type="dxa"/>
-            <w:tcBorders>
-              <w:top w:val="nil"/>
-              <w:left w:val="nil"/>
-              <w:bottom w:val="single" w:sz="4" w:space="0" w:color="auto"/>
-              <w:right w:val="single" w:sz="4" w:space="0" w:color="auto"/>
-            </w:tcBorders>
-            <w:noWrap/>
-            <w:vAlign w:val="center"/>
-            <w:hideMark/>
-          </w:tcPr>
-          <w:p>
-            <w:pPr>
-              <w:spacing w:after="0" w:line="240" w:lineRule="auto"/>
-              <w:jc w:val="center"/>
-              <w:rPr>
-                <w:rFonts w:ascii="Calibri" w:eastAsia="Times New Roman" w:hAnsi="Calibri" w:cs="Calibri"/>
-                <w:kern w:val="0"/>
-                <w:sz w:val="18"/>
-                <w:szCs w:val="18"/>
-                <w:lang w:eastAsia="pt-BR"/>
-                <w14:ligatures w14:val="none"/>
-              </w:rPr>
-            </w:pPr>
-            <w:r>
-              <w:rPr>
-                <w:rFonts w:ascii="Calibri" w:eastAsia="Times New Roman" w:hAnsi="Calibri" w:cs="Calibri"/>
-                <w:kern w:val="0"/>
-                <w:sz w:val="18"/>
-                <w:szCs w:val="18"/>
-                <w:lang w:eastAsia="pt-BR"/>
-                <w14:ligatures w14:val="none"/>
-              </w:rPr>
-              <w:t>1</w:t>
-            </w:r>
-          </w:p>
-        </w:tc>
-        <w:tc>
-          <w:tcPr>
-            <w:tcW w:w="893" w:type="dxa"/>
-            <w:tcBorders>
-              <w:top w:val="nil"/>
-              <w:left w:val="nil"/>
-              <w:bottom w:val="single" w:sz="4" w:space="0" w:color="auto"/>
-              <w:right w:val="single" w:sz="4" w:space="0" w:color="auto"/>
-            </w:tcBorders>
-            <w:noWrap/>
-            <w:vAlign w:val="center"/>
-            <w:hideMark/>
-          </w:tcPr>
-          <w:p>
-            <w:pPr>
-              <w:spacing w:after="0" w:line="240" w:lineRule="auto"/>
-              <w:jc w:val="center"/>
-              <w:rPr>
-                <w:rFonts w:ascii="Calibri" w:eastAsia="Times New Roman" w:hAnsi="Calibri" w:cs="Calibri"/>
-                <w:kern w:val="0"/>
-                <w:sz w:val="18"/>
-                <w:szCs w:val="18"/>
-                <w:lang w:eastAsia="pt-BR"/>
-                <w14:ligatures w14:val="none"/>
-              </w:rPr>
-            </w:pPr>
-            <w:r>
-              <w:rPr>
-                <w:rFonts w:ascii="Calibri" w:eastAsia="Times New Roman" w:hAnsi="Calibri" w:cs="Calibri"/>
-                <w:kern w:val="0"/>
-                <w:sz w:val="18"/>
-                <w:szCs w:val="18"/>
-                <w:lang w:eastAsia="pt-BR"/>
-                <w14:ligatures w14:val="none"/>
-              </w:rPr>
-              <w:t>UNID</w:t>
-            </w:r>
-          </w:p>
-        </w:tc>
-        <w:tc>
-          <w:tcPr>
-            <w:tcW w:w="3839" w:type="dxa"/>
+            <w:tcW w:w="3464" w:type="dxa"/>
             <w:tcBorders>
               <w:top w:val="single" w:sz="4" w:space="0" w:color="auto"/>
               <w:left w:val="nil"/>
@@ -2499,18 +2526,29 @@
                 <w:lang w:eastAsia="pt-BR"/>
                 <w14:ligatures w14:val="none"/>
               </w:rPr>
-              <w:t>9</w:t>
+              <w:t>1</w:t>
+            </w:r>
+            <w:r>
+              <w:rPr>
+                <w:rFonts w:ascii="Calibri" w:eastAsia="Times New Roman" w:hAnsi="Calibri" w:cs="Calibri"/>
+                <w:kern w:val="0"/>
+                <w:sz w:val="18"/>
+                <w:szCs w:val="18"/>
+                <w:lang w:eastAsia="pt-BR"/>
+                <w14:ligatures w14:val="none"/>
+              </w:rPr>
+              <w:t>0</w:t>
             </w:r>
           </w:p>
         </w:tc>
         <w:tc>
           <w:tcPr>
-            <w:tcW w:w="4523" w:type="dxa"/>
+            <w:tcW w:w="4954" w:type="dxa"/>
             <w:tcBorders>
               <w:top w:val="single" w:sz="4" w:space="0" w:color="auto"/>
               <w:left w:val="nil"/>
               <w:bottom w:val="single" w:sz="4" w:space="0" w:color="auto"/>
-              <w:right w:val="single" w:sz="4" w:space="0" w:color="auto"/>
+              <w:right w:val="single" w:sz="4" w:space="0" w:color="000000"/>
             </w:tcBorders>
             <w:noWrap/>
             <w:vAlign w:val="center"/>
@@ -2539,37 +2577,13 @@
                 <w:lang w:eastAsia="pt-BR"/>
                 <w14:ligatures w14:val="none"/>
               </w:rPr>
-              <w:t xml:space="preserve">CAIXA EM CONCRETO PRÉ-MOLDADO </w:t>
-            </w:r>
-            <w:r>
-              <w:rPr>
-                <w:rFonts w:ascii="Calibri" w:eastAsia="Times New Roman" w:hAnsi="Calibri" w:cs="Calibri"/>
-                <w:color w:val="000000"/>
-                <w:kern w:val="0"/>
-                <w:sz w:val="18"/>
-                <w:szCs w:val="18"/>
-                <w:lang w:eastAsia="pt-BR"/>
-                <w14:ligatures w14:val="none"/>
-              </w:rPr>
-              <w:t>30</w:t>
-            </w:r>
-            <w:r>
-              <w:rPr>
-                <w:rFonts w:ascii="Calibri" w:eastAsia="Times New Roman" w:hAnsi="Calibri" w:cs="Calibri"/>
-                <w:color w:val="000000"/>
-                <w:kern w:val="0"/>
-                <w:sz w:val="18"/>
-                <w:szCs w:val="18"/>
-                <w:lang w:eastAsia="pt-BR"/>
-                <w14:ligatures w14:val="none"/>
-              </w:rPr>
-              <w:t>X80X35CM</w:t>
+              <w:t>FITA VEDA ROSCA</w:t>
             </w:r>
           </w:p>
         </w:tc>
         <w:tc>
           <w:tcPr>
-            <w:tcW w:w="893" w:type="dxa"/>
+            <w:tcW w:w="746" w:type="dxa"/>
             <w:tcBorders>
               <w:top w:val="nil"/>
               <w:left w:val="nil"/>
@@ -2647,7 +2661,7 @@
         </w:tc>
         <w:tc>
           <w:tcPr>
-            <w:tcW w:w="3839" w:type="dxa"/>
+            <w:tcW w:w="3464" w:type="dxa"/>
             <w:tcBorders>
               <w:top w:val="single" w:sz="4" w:space="0" w:color="auto"/>
               <w:left w:val="nil"/>
@@ -2670,6 +2684,17 @@
                 <w14:ligatures w14:val="none"/>
               </w:rPr>
             </w:pPr>
+            <w:r>
+              <w:rPr>
+                <w:rFonts w:ascii="Calibri" w:eastAsia="Times New Roman" w:hAnsi="Calibri" w:cs="Calibri"/>
+                <w:kern w:val="0"/>
+                <w:sz w:val="18"/>
+                <w:szCs w:val="18"/>
+                <w:lang w:eastAsia="pt-BR"/>
+                <w14:ligatures w14:val="none"/>
+              </w:rPr>
+              <w:t> </w:t>
+            </w:r>
           </w:p>
         </w:tc>
       </w:tr>
@@ -2687,7 +2712,6 @@
               <w:right w:val="single" w:sz="4" w:space="0" w:color="auto"/>
             </w:tcBorders>
             <w:vAlign w:val="center"/>
-            <w:hideMark/>
           </w:tcPr>
           <w:p>
             <w:pPr>
@@ -2711,13 +2735,24 @@
                 <w:lang w:eastAsia="pt-BR"/>
                 <w14:ligatures w14:val="none"/>
               </w:rPr>
-              <w:t>10</w:t>
+              <w:t>1</w:t>
+            </w:r>
+            <w:r>
+              <w:rPr>
+                <w:rFonts w:ascii="Calibri" w:eastAsia="Times New Roman" w:hAnsi="Calibri" w:cs="Calibri"/>
+                <w:kern w:val="0"/>
+                <w:sz w:val="18"/>
+                <w:szCs w:val="18"/>
+                <w:lang w:eastAsia="pt-BR"/>
+                <w14:ligatures w14:val="none"/>
+              </w:rPr>
+              <w:t>1</w:t>
             </w:r>
           </w:p>
         </w:tc>
         <w:tc>
           <w:tcPr>
-            <w:tcW w:w="4523" w:type="dxa"/>
+            <w:tcW w:w="4954" w:type="dxa"/>
             <w:tcBorders>
               <w:top w:val="single" w:sz="4" w:space="0" w:color="auto"/>
               <w:left w:val="nil"/>
@@ -2726,7 +2761,6 @@
             </w:tcBorders>
             <w:noWrap/>
             <w:vAlign w:val="center"/>
-            <w:hideMark/>
           </w:tcPr>
           <w:p>
             <w:pPr>
@@ -2744,20 +2778,19 @@
             <w:r>
               <w:rPr>
                 <w:rFonts w:ascii="Calibri" w:eastAsia="Times New Roman" w:hAnsi="Calibri" w:cs="Calibri"/>
-                <w:color w:val="000000"/>
-                <w:kern w:val="0"/>
-                <w:sz w:val="18"/>
-                <w:szCs w:val="18"/>
-                <w:lang w:eastAsia="pt-BR"/>
-                <w14:ligatures w14:val="none"/>
-              </w:rPr>
-              <w:t>ADESIVO PLÁSTICO PARA TUOS DE PVC</w:t>
+                <w:kern w:val="0"/>
+                <w:sz w:val="18"/>
+                <w:szCs w:val="18"/>
+                <w:lang w:eastAsia="pt-BR"/>
+                <w14:ligatures w14:val="none"/>
+              </w:rPr>
+              <w:t>JOELHO PVC SOLD Ø40MM x 45º</w:t>
             </w:r>
           </w:p>
         </w:tc>
         <w:tc>
           <w:tcPr>
-            <w:tcW w:w="893" w:type="dxa"/>
+            <w:tcW w:w="746" w:type="dxa"/>
             <w:tcBorders>
               <w:top w:val="nil"/>
               <w:left w:val="nil"/>
@@ -2766,7 +2799,6 @@
             </w:tcBorders>
             <w:noWrap/>
             <w:vAlign w:val="center"/>
-            <w:hideMark/>
           </w:tcPr>
           <w:p>
             <w:pPr>
@@ -2805,7 +2837,6 @@
             </w:tcBorders>
             <w:noWrap/>
             <w:vAlign w:val="center"/>
-            <w:hideMark/>
           </w:tcPr>
           <w:p>
             <w:pPr>
@@ -2835,7 +2866,7 @@
         </w:tc>
         <w:tc>
           <w:tcPr>
-            <w:tcW w:w="3839" w:type="dxa"/>
+            <w:tcW w:w="3464" w:type="dxa"/>
             <w:tcBorders>
               <w:top w:val="single" w:sz="4" w:space="0" w:color="auto"/>
               <w:left w:val="nil"/>
@@ -2844,7 +2875,6 @@
             </w:tcBorders>
             <w:noWrap/>
             <w:vAlign w:val="center"/>
-            <w:hideMark/>
           </w:tcPr>
           <w:p>
             <w:pPr>
@@ -2910,18 +2940,18 @@
                 <w:lang w:eastAsia="pt-BR"/>
                 <w14:ligatures w14:val="none"/>
               </w:rPr>
-              <w:t>11</w:t>
+              <w:t>12</w:t>
             </w:r>
           </w:p>
         </w:tc>
         <w:tc>
           <w:tcPr>
-            <w:tcW w:w="4523" w:type="dxa"/>
+            <w:tcW w:w="4954" w:type="dxa"/>
             <w:tcBorders>
               <w:top w:val="single" w:sz="4" w:space="0" w:color="auto"/>
               <w:left w:val="nil"/>
               <w:bottom w:val="single" w:sz="4" w:space="0" w:color="auto"/>
-              <w:right w:val="single" w:sz="4" w:space="0" w:color="000000"/>
+              <w:right w:val="single" w:sz="4" w:space="0" w:color="auto"/>
             </w:tcBorders>
             <w:noWrap/>
             <w:vAlign w:val="center"/>
@@ -2932,7 +2962,6 @@
               <w:spacing w:after="0" w:line="240" w:lineRule="auto"/>
               <w:rPr>
                 <w:rFonts w:ascii="Calibri" w:eastAsia="Times New Roman" w:hAnsi="Calibri" w:cs="Calibri"/>
-                <w:color w:val="000000"/>
                 <w:kern w:val="0"/>
                 <w:sz w:val="18"/>
                 <w:szCs w:val="18"/>
@@ -2943,20 +2972,41 @@
             <w:r>
               <w:rPr>
                 <w:rFonts w:ascii="Calibri" w:eastAsia="Times New Roman" w:hAnsi="Calibri" w:cs="Calibri"/>
-                <w:color w:val="000000"/>
-                <w:kern w:val="0"/>
-                <w:sz w:val="18"/>
-                <w:szCs w:val="18"/>
-                <w:lang w:eastAsia="pt-BR"/>
-                <w14:ligatures w14:val="none"/>
-              </w:rPr>
-              <w:t>FITA VEDA ROSCA</w:t>
+                <w:kern w:val="0"/>
+                <w:sz w:val="18"/>
+                <w:szCs w:val="18"/>
+                <w:lang w:eastAsia="pt-BR"/>
+                <w14:ligatures w14:val="none"/>
+              </w:rPr>
+              <w:t xml:space="preserve">BLOQUEADOR DE AR PARA HIDRÔMETRO - </w:t>
+            </w:r>
+            <w:r>
+              <w:rPr>
+                <w:rFonts w:ascii="Calibri" w:eastAsia="Times New Roman" w:hAnsi="Calibri" w:cs="Calibri"/>
+                <w:kern w:val="0"/>
+                <w:sz w:val="18"/>
+                <w:szCs w:val="18"/>
+                <w:lang w:eastAsia="pt-BR"/>
+                <w14:ligatures w14:val="none"/>
+              </w:rPr>
+              <w:t>3/4''</w:t>
+            </w:r>
+            <w:r>
+              <w:rPr>
+                <w:rFonts w:ascii="Calibri" w:eastAsia="Times New Roman" w:hAnsi="Calibri" w:cs="Calibri"/>
+                <w:kern w:val="0"/>
+                <w:sz w:val="18"/>
+                <w:szCs w:val="18"/>
+                <w:lang w:eastAsia="pt-BR"/>
+                <w14:ligatures w14:val="none"/>
+              </w:rPr>
+              <w:t xml:space="preserve"> – DN25MM</w:t>
             </w:r>
           </w:p>
         </w:tc>
         <w:tc>
           <w:tcPr>
-            <w:tcW w:w="893" w:type="dxa"/>
+            <w:tcW w:w="746" w:type="dxa"/>
             <w:tcBorders>
               <w:top w:val="nil"/>
               <w:left w:val="nil"/>
@@ -3034,204 +3084,7 @@
         </w:tc>
         <w:tc>
           <w:tcPr>
-            <w:tcW w:w="3839" w:type="dxa"/>
-            <w:tcBorders>
-              <w:top w:val="single" w:sz="4" w:space="0" w:color="auto"/>
-              <w:left w:val="nil"/>
-              <w:bottom w:val="single" w:sz="4" w:space="0" w:color="auto"/>
-              <w:right w:val="single" w:sz="4" w:space="0" w:color="auto"/>
-            </w:tcBorders>
-            <w:noWrap/>
-            <w:vAlign w:val="center"/>
-            <w:hideMark/>
-          </w:tcPr>
-          <w:p>
-            <w:pPr>
-              <w:spacing w:after="0" w:line="240" w:lineRule="auto"/>
-              <w:rPr>
-                <w:rFonts w:ascii="Calibri" w:eastAsia="Times New Roman" w:hAnsi="Calibri" w:cs="Calibri"/>
-                <w:kern w:val="0"/>
-                <w:sz w:val="18"/>
-                <w:szCs w:val="18"/>
-                <w:lang w:eastAsia="pt-BR"/>
-                <w14:ligatures w14:val="none"/>
-              </w:rPr>
-            </w:pPr>
-            <w:r>
-              <w:rPr>
-                <w:rFonts w:ascii="Calibri" w:eastAsia="Times New Roman" w:hAnsi="Calibri" w:cs="Calibri"/>
-                <w:kern w:val="0"/>
-                <w:sz w:val="18"/>
-                <w:szCs w:val="18"/>
-                <w:lang w:eastAsia="pt-BR"/>
-                <w14:ligatures w14:val="none"/>
-              </w:rPr>
-              <w:t> </w:t>
-            </w:r>
-          </w:p>
-        </w:tc>
-      </w:tr>
-      <w:tr>
-        <w:trPr>
-          <w:trHeight w:val="358"/>
-        </w:trPr>
-        <w:tc>
-          <w:tcPr>
-            <w:tcW w:w="570" w:type="dxa"/>
-            <w:tcBorders>
-              <w:top w:val="nil"/>
-              <w:left w:val="single" w:sz="4" w:space="0" w:color="auto"/>
-              <w:bottom w:val="single" w:sz="4" w:space="0" w:color="auto"/>
-              <w:right w:val="single" w:sz="4" w:space="0" w:color="auto"/>
-            </w:tcBorders>
-            <w:vAlign w:val="center"/>
-            <w:hideMark/>
-          </w:tcPr>
-          <w:p>
-            <w:pPr>
-              <w:spacing w:after="0" w:line="240" w:lineRule="auto"/>
-              <w:jc w:val="center"/>
-              <w:rPr>
-                <w:rFonts w:ascii="Calibri" w:eastAsia="Times New Roman" w:hAnsi="Calibri" w:cs="Calibri"/>
-                <w:kern w:val="0"/>
-                <w:sz w:val="18"/>
-                <w:szCs w:val="18"/>
-                <w:lang w:eastAsia="pt-BR"/>
-                <w14:ligatures w14:val="none"/>
-              </w:rPr>
-            </w:pPr>
-            <w:r>
-              <w:rPr>
-                <w:rFonts w:ascii="Calibri" w:eastAsia="Times New Roman" w:hAnsi="Calibri" w:cs="Calibri"/>
-                <w:kern w:val="0"/>
-                <w:sz w:val="18"/>
-                <w:szCs w:val="18"/>
-                <w:lang w:eastAsia="pt-BR"/>
-                <w14:ligatures w14:val="none"/>
-              </w:rPr>
-              <w:t>12</w:t>
-            </w:r>
-          </w:p>
-        </w:tc>
-        <w:tc>
-          <w:tcPr>
-            <w:tcW w:w="4523" w:type="dxa"/>
-            <w:tcBorders>
-              <w:top w:val="single" w:sz="4" w:space="0" w:color="auto"/>
-              <w:left w:val="nil"/>
-              <w:bottom w:val="single" w:sz="4" w:space="0" w:color="auto"/>
-              <w:right w:val="single" w:sz="4" w:space="0" w:color="auto"/>
-            </w:tcBorders>
-            <w:noWrap/>
-            <w:vAlign w:val="center"/>
-            <w:hideMark/>
-          </w:tcPr>
-          <w:p>
-            <w:pPr>
-              <w:spacing w:after="0" w:line="240" w:lineRule="auto"/>
-              <w:rPr>
-                <w:rFonts w:ascii="Calibri" w:eastAsia="Times New Roman" w:hAnsi="Calibri" w:cs="Calibri"/>
-                <w:kern w:val="0"/>
-                <w:sz w:val="18"/>
-                <w:szCs w:val="18"/>
-                <w:lang w:eastAsia="pt-BR"/>
-                <w14:ligatures w14:val="none"/>
-              </w:rPr>
-            </w:pPr>
-            <w:r>
-              <w:rPr>
-                <w:rFonts w:ascii="Calibri" w:eastAsia="Times New Roman" w:hAnsi="Calibri" w:cs="Calibri"/>
-                <w:kern w:val="0"/>
-                <w:sz w:val="18"/>
-                <w:szCs w:val="18"/>
-                <w:lang w:eastAsia="pt-BR"/>
-                <w14:ligatures w14:val="none"/>
-              </w:rPr>
-              <w:t>JOELHO PVC SOLD Ø40MM x 45º</w:t>
-            </w:r>
-          </w:p>
-        </w:tc>
-        <w:tc>
-          <w:tcPr>
-            <w:tcW w:w="893" w:type="dxa"/>
-            <w:tcBorders>
-              <w:top w:val="nil"/>
-              <w:left w:val="nil"/>
-              <w:bottom w:val="single" w:sz="4" w:space="0" w:color="auto"/>
-              <w:right w:val="single" w:sz="4" w:space="0" w:color="auto"/>
-            </w:tcBorders>
-            <w:noWrap/>
-            <w:vAlign w:val="center"/>
-            <w:hideMark/>
-          </w:tcPr>
-          <w:p>
-            <w:pPr>
-              <w:spacing w:after="0" w:line="240" w:lineRule="auto"/>
-              <w:jc w:val="center"/>
-              <w:rPr>
-                <w:rFonts w:ascii="Calibri" w:eastAsia="Times New Roman" w:hAnsi="Calibri" w:cs="Calibri"/>
-                <w:kern w:val="0"/>
-                <w:sz w:val="18"/>
-                <w:szCs w:val="18"/>
-                <w:lang w:eastAsia="pt-BR"/>
-                <w14:ligatures w14:val="none"/>
-              </w:rPr>
-            </w:pPr>
-            <w:r>
-              <w:rPr>
-                <w:rFonts w:ascii="Calibri" w:eastAsia="Times New Roman" w:hAnsi="Calibri" w:cs="Calibri"/>
-                <w:kern w:val="0"/>
-                <w:sz w:val="18"/>
-                <w:szCs w:val="18"/>
-                <w:lang w:eastAsia="pt-BR"/>
-                <w14:ligatures w14:val="none"/>
-              </w:rPr>
-              <w:t>1</w:t>
-            </w:r>
-          </w:p>
-        </w:tc>
-        <w:tc>
-          <w:tcPr>
-            <w:tcW w:w="893" w:type="dxa"/>
-            <w:tcBorders>
-              <w:top w:val="nil"/>
-              <w:left w:val="nil"/>
-              <w:bottom w:val="single" w:sz="4" w:space="0" w:color="auto"/>
-              <w:right w:val="single" w:sz="4" w:space="0" w:color="auto"/>
-            </w:tcBorders>
-            <w:noWrap/>
-            <w:vAlign w:val="center"/>
-            <w:hideMark/>
-          </w:tcPr>
-          <w:p>
-            <w:pPr>
-              <w:spacing w:after="0" w:line="240" w:lineRule="auto"/>
-              <w:jc w:val="center"/>
-              <w:rPr>
-                <w:rFonts w:ascii="Calibri" w:eastAsia="Times New Roman" w:hAnsi="Calibri" w:cs="Calibri"/>
-                <w:kern w:val="0"/>
-                <w:sz w:val="18"/>
-                <w:szCs w:val="18"/>
-                <w:lang w:eastAsia="pt-BR"/>
-                <w14:ligatures w14:val="none"/>
-              </w:rPr>
-            </w:pPr>
-            <w:r>
-              <w:rPr>
-                <w:rFonts w:ascii="Calibri" w:eastAsia="Times New Roman" w:hAnsi="Calibri" w:cs="Calibri"/>
-                <w:kern w:val="0"/>
-                <w:sz w:val="18"/>
-                <w:szCs w:val="18"/>
-                <w:lang w:eastAsia="pt-BR"/>
-                <w14:ligatures w14:val="none"/>
-              </w:rPr>
-              <w:t>UNID</w:t>
-            </w:r>
-          </w:p>
-        </w:tc>
-        <w:tc>
-          <w:tcPr>
-            <w:tcW w:w="3839" w:type="dxa"/>
+            <w:tcW w:w="3464" w:type="dxa"/>
             <w:tcBorders>
               <w:top w:val="single" w:sz="4" w:space="0" w:color="auto"/>
               <w:left w:val="nil"/>
@@ -3459,61 +3312,7 @@
                 <w:sz w:val="20"/>
                 <w:szCs w:val="20"/>
               </w:rPr>
-              <w:t xml:space="preserve">Foto 1: Ponto de captação na Estaca </w:t>
-            </w:r>
-            <w:proofErr w:type="gramStart"/>
-            <w:r>
-              <w:rPr>
-                <w:i/>
-                <w:sz w:val="20"/>
-                <w:szCs w:val="20"/>
-              </w:rPr>
-              <w:t>{{ ESTACA</w:t>
-            </w:r>
-            <w:proofErr w:type="gramEnd"/>
-            <w:r>
-              <w:rPr>
-                <w:i/>
-                <w:sz w:val="20"/>
-                <w:szCs w:val="20"/>
-              </w:rPr>
-              <w:t xml:space="preserve"> </w:t>
-            </w:r>
-            <w:proofErr w:type="gramStart"/>
-            <w:r>
-              <w:rPr>
-                <w:i/>
-                <w:sz w:val="20"/>
-                <w:szCs w:val="20"/>
-              </w:rPr>
-              <w:t>}}  —</w:t>
-            </w:r>
-            <w:proofErr w:type="gramEnd"/>
-            <w:r>
-              <w:rPr>
-                <w:i/>
-                <w:sz w:val="20"/>
-                <w:szCs w:val="20"/>
-              </w:rPr>
-              <w:t xml:space="preserve"> Lado: </w:t>
-            </w:r>
-            <w:proofErr w:type="gramStart"/>
-            <w:r>
-              <w:rPr>
-                <w:i/>
-                <w:sz w:val="20"/>
-                <w:szCs w:val="20"/>
-              </w:rPr>
-              <w:t>{{ LADO</w:t>
-            </w:r>
-            <w:proofErr w:type="gramEnd"/>
-            <w:r>
-              <w:rPr>
-                <w:i/>
-                <w:sz w:val="20"/>
-                <w:szCs w:val="20"/>
-              </w:rPr>
-              <w:t xml:space="preserve"> }}.</w:t>
+              <w:t>Foto 1: Ponto de captação na Estaca {{ ESTACA }}  — Lado: {{ LADO }}.</w:t>
             </w:r>
           </w:p>
         </w:tc>
@@ -3536,61 +3335,7 @@
                 <w:sz w:val="20"/>
                 <w:szCs w:val="20"/>
               </w:rPr>
-              <w:t xml:space="preserve">Foto 2: Ponto de captação na Estaca </w:t>
-            </w:r>
-            <w:proofErr w:type="gramStart"/>
-            <w:r>
-              <w:rPr>
-                <w:i/>
-                <w:sz w:val="20"/>
-                <w:szCs w:val="20"/>
-              </w:rPr>
-              <w:t>{{ ESTACA</w:t>
-            </w:r>
-            <w:proofErr w:type="gramEnd"/>
-            <w:r>
-              <w:rPr>
-                <w:i/>
-                <w:sz w:val="20"/>
-                <w:szCs w:val="20"/>
-              </w:rPr>
-              <w:t xml:space="preserve"> </w:t>
-            </w:r>
-            <w:proofErr w:type="gramStart"/>
-            <w:r>
-              <w:rPr>
-                <w:i/>
-                <w:sz w:val="20"/>
-                <w:szCs w:val="20"/>
-              </w:rPr>
-              <w:t>}}  —</w:t>
-            </w:r>
-            <w:proofErr w:type="gramEnd"/>
-            <w:r>
-              <w:rPr>
-                <w:i/>
-                <w:sz w:val="20"/>
-                <w:szCs w:val="20"/>
-              </w:rPr>
-              <w:t xml:space="preserve"> Lado: </w:t>
-            </w:r>
-            <w:proofErr w:type="gramStart"/>
-            <w:r>
-              <w:rPr>
-                <w:i/>
-                <w:sz w:val="20"/>
-                <w:szCs w:val="20"/>
-              </w:rPr>
-              <w:t>{{ LADO</w:t>
-            </w:r>
-            <w:proofErr w:type="gramEnd"/>
-            <w:r>
-              <w:rPr>
-                <w:i/>
-                <w:sz w:val="20"/>
-                <w:szCs w:val="20"/>
-              </w:rPr>
-              <w:t xml:space="preserve"> }}.</w:t>
+              <w:t>Foto 2: Ponto de captação na Estaca {{ ESTACA }}  — Lado: {{ LADO }}.</w:t>
             </w:r>
           </w:p>
         </w:tc>
@@ -3633,21 +3378,7 @@
         <w:rPr>
           <w:rFonts w:ascii="Aptos Narrow" w:hAnsi="Aptos Narrow"/>
         </w:rPr>
-        <w:t xml:space="preserve">- PE, ______ de ________________ </w:t>
-      </w:r>
-      <w:proofErr w:type="spellStart"/>
-      <w:r>
-        <w:rPr>
-          <w:rFonts w:ascii="Aptos Narrow" w:hAnsi="Aptos Narrow"/>
-        </w:rPr>
-        <w:t>de</w:t>
-      </w:r>
-      <w:proofErr w:type="spellEnd"/>
-      <w:r>
-        <w:rPr>
-          <w:rFonts w:ascii="Aptos Narrow" w:hAnsi="Aptos Narrow"/>
-        </w:rPr>
-        <w:t xml:space="preserve"> 2026.</w:t>
+        <w:t>- PE, ______ de ________________ de 2026.</w:t>
       </w:r>
     </w:p>
     <w:p>
@@ -3706,6 +3437,60 @@
           <w:docGrid w:linePitch="360"/>
         </w:sectPr>
       </w:pPr>
+      <w:r>
+        <w:rPr>
+          <w:rFonts w:ascii="Aptos Narrow" w:hAnsi="Aptos Narrow"/>
+          <w:noProof/>
+        </w:rPr>
+        <w:drawing>
+          <wp:inline distT="0" distB="0" distL="0" distR="0" wp14:anchorId="2B97A3B3" wp14:editId="736FE463">
+            <wp:extent cx="1276350" cy="1009650"/>
+            <wp:effectExtent l="0" t="0" r="0" b="0"/>
+            <wp:docPr id="688629907" name="Imagem 4"/>
+            <wp:cNvGraphicFramePr>
+              <a:graphicFrameLocks xmlns:a="http://schemas.openxmlformats.org/drawingml/2006/main" noChangeAspect="1"/>
+            </wp:cNvGraphicFramePr>
+            <a:graphic xmlns:a="http://schemas.openxmlformats.org/drawingml/2006/main">
+              <a:graphicData uri="http://schemas.openxmlformats.org/drawingml/2006/picture">
+                <pic:pic xmlns:pic="http://schemas.openxmlformats.org/drawingml/2006/picture">
+                  <pic:nvPicPr>
+                    <pic:cNvPr id="0" name="Picture 5"/>
+                    <pic:cNvPicPr>
+                      <a:picLocks noChangeAspect="1" noChangeArrowheads="1"/>
+                    </pic:cNvPicPr>
+                  </pic:nvPicPr>
+                  <pic:blipFill>
+                    <a:blip r:embed="rId10">
+                      <a:extLst>
+                        <a:ext uri="{28A0092B-C50C-407E-A947-70E740481C1C}">
+                          <a14:useLocalDpi xmlns:a14="http://schemas.microsoft.com/office/drawing/2010/main" val="0"/>
+                        </a:ext>
+                      </a:extLst>
+                    </a:blip>
+                    <a:srcRect/>
+                    <a:stretch>
+                      <a:fillRect/>
+                    </a:stretch>
+                  </pic:blipFill>
+                  <pic:spPr bwMode="auto">
+                    <a:xfrm>
+                      <a:off x="0" y="0"/>
+                      <a:ext cx="1276350" cy="1009650"/>
+                    </a:xfrm>
+                    <a:prstGeom prst="rect">
+                      <a:avLst/>
+                    </a:prstGeom>
+                    <a:noFill/>
+                    <a:ln>
+                      <a:noFill/>
+                    </a:ln>
+                  </pic:spPr>
+                </pic:pic>
+              </a:graphicData>
+            </a:graphic>
+          </wp:inline>
+        </w:drawing>
+      </w:r>
     </w:p>
     <w:p>
       <w:pPr>
@@ -3842,19 +3627,11 @@
                                 <w:rFonts w:ascii="Aptos Narrow" w:hAnsi="Aptos Narrow"/>
                               </w:rPr>
                             </w:pPr>
-                            <w:proofErr w:type="gramStart"/>
                             <w:r>
                               <w:rPr>
                                 <w:rFonts w:ascii="Aptos Narrow" w:hAnsi="Aptos Narrow"/>
                               </w:rPr>
-                              <w:t>{{ PROPRIETARIO</w:t>
-                            </w:r>
-                            <w:proofErr w:type="gramEnd"/>
-                            <w:r>
-                              <w:rPr>
-                                <w:rFonts w:ascii="Aptos Narrow" w:hAnsi="Aptos Narrow"/>
-                              </w:rPr>
-                              <w:t xml:space="preserve"> }}</w:t>
+                              <w:t>{{ PROPRIETARIO }}</w:t>
                             </w:r>
                             <w:r>
                               <w:rPr>
@@ -4228,16 +4005,7 @@
                               <w:sz w:val="20"/>
                               <w:szCs w:val="20"/>
                             </w:rPr>
-                            <w:t xml:space="preserve">CONTRATO </w:t>
-                          </w:r>
-                          <w:proofErr w:type="gramStart"/>
-                          <w:r>
-                            <w:rPr>
-                              <w:rFonts w:ascii="Aptos Narrow" w:hAnsi="Aptos Narrow"/>
-                              <w:sz w:val="20"/>
-                              <w:szCs w:val="20"/>
-                            </w:rPr>
-                            <w:t xml:space="preserve">{{ </w:t>
+                            <w:t xml:space="preserve">CONTRATO {{ </w:t>
                           </w:r>
                           <w:r>
                             <w:rPr>
@@ -4258,7 +4026,6 @@
                             </w:rPr>
                             <w:t>CONTRATO</w:t>
                           </w:r>
-                          <w:proofErr w:type="gramEnd"/>
                           <w:r>
                             <w:rPr>
                               <w:rFonts w:ascii="Aptos Narrow" w:hAnsi="Aptos Narrow"/>
